--- a/crypt_dl/cross_architecture_neural_cryptography_proposal.docx
+++ b/crypt_dl/cross_architecture_neural_cryptography_proposal.docx
@@ -167,21 +167,13 @@
       </w:r>
       <w:proofErr w:type="gramEnd"/>
       <w:r>
-        <w:t xml:space="preserve">, into an unreadable form, called ciphertext. A key controls the transformation. In symmetric encryption, the sender and receiver share the same secret key. The receiver uses that key to recover the original message. A secure system should allow the intended receiver to decode the message while </w:t>
-      </w:r>
-      <w:proofErr w:type="spellStart"/>
-      <w:r>
-        <w:t>pr</w:t>
-      </w:r>
-      <w:r>
-        <w:t>Trudy</w:t>
-      </w:r>
-      <w:r>
-        <w:t>nting</w:t>
-      </w:r>
-      <w:proofErr w:type="spellEnd"/>
-      <w:r>
-        <w:t xml:space="preserve"> an attacker who sees the ciphertext from learning useful information about the plaintext.</w:t>
+        <w:t>, into an unreadable form, called ciphertext. A key controls the transformation. In symmetric encryption, the sender and receiver share the same secret key. The receiver uses that key to recover the original message. A secure system should allow the intended receiver to decode the message while pr</w:t>
+      </w:r>
+      <w:r>
+        <w:t>eve</w:t>
+      </w:r>
+      <w:r>
+        <w:t>nting an attacker who sees the ciphertext from learning useful information about the plaintext.</w:t>
       </w:r>
     </w:p>
     <w:p>
@@ -234,31 +226,29 @@
       <w:r>
         <w:t xml:space="preserve">Adversarial training means that two objectives compete. One model improves by defeating another model, while the opposing model improves in response. In this project, the word adversarial does not mean that someone manually attacks the computer during </w:t>
       </w:r>
-      <w:proofErr w:type="spellStart"/>
+      <w:r>
+        <w:t>every</w:t>
+      </w:r>
+      <w:r>
+        <w:t xml:space="preserve"> training step. It means that </w:t>
+      </w:r>
       <w:r>
         <w:t>Trudy</w:t>
       </w:r>
       <w:r>
-        <w:t>ry</w:t>
-      </w:r>
-      <w:proofErr w:type="spellEnd"/>
-      <w:r>
-        <w:t xml:space="preserve"> training step. It means that </w:t>
-      </w:r>
-      <w:r>
-        <w:t>Trudy</w:t>
-      </w:r>
-      <w:r>
         <w:t xml:space="preserve"> is trained to recover the secret message, while Alice and Bob are trained to communicate in a way </w:t>
       </w:r>
       <w:proofErr w:type="gramStart"/>
       <w:r>
+        <w:t>that</w:t>
+      </w:r>
+      <w:proofErr w:type="gramEnd"/>
+      <w:r>
+        <w:t xml:space="preserve"> </w:t>
+      </w:r>
+      <w:r>
         <w:lastRenderedPageBreak/>
-        <w:t>that</w:t>
-      </w:r>
-      <w:proofErr w:type="gramEnd"/>
-      <w:r>
-        <w:t xml:space="preserve"> makes </w:t>
+        <w:t xml:space="preserve">makes </w:t>
       </w:r>
       <w:r>
         <w:t>Trudy</w:t>
@@ -275,15 +265,7 @@
     </w:p>
     <w:p>
       <w:r>
-        <w:t xml:space="preserve">This setup resembles the competitive idea used in generative adversarial networks, but the roles are different. Alice is an encryptor, Bob is a legitimate </w:t>
-      </w:r>
-      <w:proofErr w:type="spellStart"/>
-      <w:r>
-        <w:t>decryptor</w:t>
-      </w:r>
-      <w:proofErr w:type="spellEnd"/>
-      <w:r>
-        <w:t xml:space="preserve">, and </w:t>
+        <w:t xml:space="preserve">This setup resembles the competitive idea used in generative adversarial networks, but the roles are different. Alice is an encryptor, Bob is a legitimate decryptor, and </w:t>
       </w:r>
       <w:r>
         <w:t>Trudy</w:t>
@@ -306,7 +288,19 @@
         <w:rPr>
           <w:rFonts w:ascii="Times New Roman" w:hAnsi="Times New Roman"/>
         </w:rPr>
-        <w:t>2. What Adversarial Neural Cryptography Is</w:t>
+        <w:t>2. What Adversarial Neural Cryptography</w:t>
+      </w:r>
+      <w:r>
+        <w:rPr>
+          <w:rFonts w:ascii="Times New Roman" w:hAnsi="Times New Roman"/>
+        </w:rPr>
+        <w:t xml:space="preserve"> (ANC)</w:t>
+      </w:r>
+      <w:r>
+        <w:rPr>
+          <w:rFonts w:ascii="Times New Roman" w:hAnsi="Times New Roman"/>
+        </w:rPr>
+        <w:t xml:space="preserve"> Is</w:t>
       </w:r>
     </w:p>
     <w:p>
@@ -328,17 +322,50 @@
     </w:p>
     <w:p>
       <w:pPr>
-        <w:spacing w:before="80" w:after="140"/>
+        <w:spacing w:after="0"/>
         <w:jc w:val="center"/>
       </w:pPr>
       <w:r>
-        <w:t>Message + Secret Key  →  Alice  →  Ciphertext  →  Bob + Secret Key  →  Recovered Message</w:t>
+        <w:t>M</w:t>
+      </w:r>
+      <w:r>
+        <w:t xml:space="preserve"> + </w:t>
+      </w:r>
+      <w:r>
+        <w:t xml:space="preserve">K </w:t>
+      </w:r>
+      <w:r>
+        <w:t xml:space="preserve">→  Alice  →  </w:t>
+      </w:r>
+      <w:r>
+        <w:t>C</w:t>
+      </w:r>
+      <w:r>
+        <w:t xml:space="preserve">  →  </w:t>
+      </w:r>
+      <w:r>
+        <w:t>B</w:t>
+      </w:r>
+      <w:r>
+        <w:t>ob</w:t>
+      </w:r>
+      <w:r>
+        <w:t xml:space="preserve"> + </w:t>
+      </w:r>
+      <w:r>
+        <w:t>K</w:t>
+      </w:r>
+      <w:r>
+        <w:t xml:space="preserve">  →  </w:t>
+      </w:r>
+      <w:r>
+        <w:t>M</w:t>
       </w:r>
     </w:p>
     <w:p>
       <w:pPr>
-        <w:spacing w:before="80" w:after="140"/>
-        <w:ind w:left="3600" w:firstLine="720"/>
+        <w:spacing w:after="0"/>
+        <w:jc w:val="center"/>
       </w:pPr>
       <w:r>
         <w:t>↓</w:t>
@@ -351,52 +378,72 @@
         <w:t>Trudy</w:t>
       </w:r>
       <w:r>
-        <w:t xml:space="preserve">  →  Guessed Message</w:t>
+        <w:t xml:space="preserve">  →  </w:t>
+      </w:r>
+      <w:r>
+        <w:t>M</w:t>
+      </w:r>
+      <w:r>
+        <w:t>’</w:t>
       </w:r>
     </w:p>
     <w:p>
-      <w:r>
-        <w:t xml:space="preserve">Training alternates between the participants. </w:t>
-      </w:r>
-      <w:r>
-        <w:t>Trudy</w:t>
-      </w:r>
-      <w:r>
-        <w:t xml:space="preserve"> is trained to reduce its error when guessing the plaintext. Alice and Bob are trained to keep Bob’s reconstruction error low while pushing </w:t>
-      </w:r>
-      <w:r>
-        <w:t>Trudy</w:t>
-      </w:r>
-      <w:r>
-        <w:t xml:space="preserve"> toward random guessing. For a balanced binary message, random guessing produces approximately 50 </w:t>
-      </w:r>
-      <w:proofErr w:type="gramStart"/>
-      <w:r>
-        <w:t>percent bit</w:t>
-      </w:r>
-      <w:proofErr w:type="gramEnd"/>
-      <w:r>
-        <w:t xml:space="preserve"> accuracy. Therefore, a useful run has two simultaneous outcomes: Bob is close to 100 percent correct, while </w:t>
-      </w:r>
-      <w:r>
-        <w:t>Trudy</w:t>
-      </w:r>
-      <w:r>
-        <w:t xml:space="preserve"> remains close to 50 percent.</w:t>
-      </w:r>
+      <w:pPr>
+        <w:spacing w:after="0"/>
+        <w:jc w:val="center"/>
+      </w:pPr>
     </w:p>
     <w:p>
       <w:r>
+        <w:t xml:space="preserve">Training alternates between the participants. </w:t>
+      </w:r>
+      <w:r>
+        <w:t>Trudy</w:t>
+      </w:r>
+      <w:r>
+        <w:t xml:space="preserve"> is trained to reduce its error when guessing the plaintext. Alice and Bob are trained to keep Bob’s reconstruction error low while pushing </w:t>
+      </w:r>
+      <w:r>
+        <w:t>Trudy</w:t>
+      </w:r>
+      <w:r>
+        <w:t xml:space="preserve"> toward random guessing. For a balanced binary message, random guessing produces approximately 50 </w:t>
+      </w:r>
+      <w:proofErr w:type="gramStart"/>
+      <w:r>
+        <w:t>percent bit</w:t>
+      </w:r>
+      <w:proofErr w:type="gramEnd"/>
+      <w:r>
+        <w:t xml:space="preserve"> accuracy. Therefore, a useful run has two simultaneous outcomes: Bob is close to 100 percent correct, while </w:t>
+      </w:r>
+      <w:r>
+        <w:t>Trudy</w:t>
+      </w:r>
+      <w:r>
+        <w:t xml:space="preserve"> remains close to 50 percent.</w:t>
+      </w:r>
+    </w:p>
+    <w:p>
+      <w:r>
         <w:t xml:space="preserve">When we say that Alice and Bob are trained against a CNN </w:t>
       </w:r>
       <w:r>
         <w:t>Trudy</w:t>
       </w:r>
       <w:r>
-        <w:t xml:space="preserve">, the CNN is not a prebuilt attack obtained from somewhere else. We create the CNN </w:t>
+        <w:t xml:space="preserve">, the CNN is not a prebuilt attack obtained from somewhere else. We create </w:t>
+      </w:r>
+      <w:proofErr w:type="gramStart"/>
+      <w:r>
+        <w:t xml:space="preserve">the </w:t>
       </w:r>
       <w:r>
         <w:t>Trudy</w:t>
+      </w:r>
+      <w:proofErr w:type="gramEnd"/>
+      <w:r>
+        <w:t xml:space="preserve"> with CNN architecture</w:t>
       </w:r>
       <w:r>
         <w:t xml:space="preserve"> with random weights and train it as part of the experiment. It receives ciphertext as input and uses the known plaintext during training to calculate its error. It </w:t>
@@ -543,16 +590,11 @@
       <w:r>
         <w:t xml:space="preserve">, the new </w:t>
       </w:r>
-      <w:proofErr w:type="spellStart"/>
       <w:r>
         <w:t>Trudy</w:t>
       </w:r>
       <w:r>
-        <w:t>s</w:t>
-      </w:r>
-      <w:proofErr w:type="spellEnd"/>
-      <w:r>
-        <w:t xml:space="preserve"> used essentially the same architecture. Their evaluation tests new initialization and retraining, not systematic transfer across different attacker architectures.</w:t>
+        <w:t>s used essentially the same architecture. Their evaluation tests new initialization and retraining, not systematic transfer across different attacker architectures.</w:t>
       </w:r>
     </w:p>
     <w:p>
@@ -595,6 +637,9 @@
       <w:proofErr w:type="gramEnd"/>
       <w:r>
         <w:t xml:space="preserve"> later proposed the Adversarial Network Encryption System, or ANES, with different attacker capabilities, a general loss formulation, and multiple attackers. They reported that stronger and more numerous opponents increased the chance of learning one-time-pad-like behavior.</w:t>
+      </w:r>
+      <w:r>
+        <w:tab/>
       </w:r>
     </w:p>
     <w:p>
@@ -610,7 +655,10 @@
     </w:p>
     <w:p>
       <w:r>
-        <w:t>Zhu, Vargas, and Sakurai [5] investigated topology-evolving neural networks. Their work demonstrates that neural cryptography is not restricted to the original fixed CNN design. Duan and colleagues [6] modified architecture and loss design using ideas associated with deep convolutional adversarial networks and explored longer messages. These studies change the overall neural cryptography system, but they do not isolate the question of whether a cipher learned against attacker architecture A transfers securely to independently trained attacker architecture B.</w:t>
+        <w:t>Zhu, Vargas, and Sakurai [5] investigated topology-evolving neural networks. Their work demonstrates that neural cryptography is not restricted to the original fixed CNN design. Duan and colleagues [6] modified architecture and loss design using ideas associated with deep convolutional adversarial networks and explored longer messages. These studies change the overall neural cryptography system, but they do not isolate the question of whether a cipher learned against attacker architecture A transfers secure</w:t>
+      </w:r>
+      <w:r>
+        <w:t>ly to independently trained attacker architecture B.</w:t>
       </w:r>
     </w:p>
     <w:p>
@@ -635,14 +683,12 @@
       <w:r>
         <w:t xml:space="preserve"> is not the same as freezing one Alice/Bob pair and attacking it with CNN, LSTM, MLP, and Transformer </w:t>
       </w:r>
-      <w:proofErr w:type="spellStart"/>
       <w:r>
         <w:t>Trudy</w:t>
       </w:r>
       <w:r>
         <w:t>s</w:t>
       </w:r>
-      <w:proofErr w:type="spellEnd"/>
       <w:r>
         <w:t xml:space="preserve"> under matched conditions. The latter cross-architecture matrix is the focus of this proposal.</w:t>
       </w:r>
@@ -659,19 +705,9 @@
       </w:r>
     </w:p>
     <w:p>
-      <w:proofErr w:type="spellStart"/>
-      <w:r>
-        <w:t>Meraouche</w:t>
-      </w:r>
-      <w:proofErr w:type="spellEnd"/>
-      <w:r>
-        <w:t xml:space="preserve"> and colleagues [7] extended adversarial neural cryptography toward asymmetric encryption with public/private-key-generating networks and evaluated stronger adversaries, including leakage and chosen-plaintext-style attacks. Wang and colleagues [9] proposed </w:t>
-      </w:r>
-      <w:proofErr w:type="spellStart"/>
-      <w:r>
-        <w:t>AdvOT</w:t>
-      </w:r>
-      <w:proofErr w:type="spellEnd"/>
+      <w:r>
+        <w:t>Meraouche and colleagues [7] extended adversarial neural cryptography toward asymmetric encryption with public/private-key-generating networks and evaluated stronger adversaries, including leakage and chosen-plaintext-style attacks. Wang and colleagues [9] proposed AdvOT</w:t>
+      </w:r>
       <w:r>
         <w:t>, an adversarial-network approach to oblivious transfer with multiple attackers. These works reinforce that multiple or stronger adversaries are established research directions. A 2026 survey by Zhong, Gu, and Yu [10] describes neural cryptography as a field covering both constructive uses of neural networks in cryptographic systems and neural-network-based cryptanalysis, while emphasizing unresolved evaluation and security challenges.</w:t>
       </w:r>
@@ -688,6 +724,50 @@
       <w:proofErr w:type="gramEnd"/>
       <w:r>
         <w:t xml:space="preserve"> train against attacker architecture A, freeze Alice and Bob, train attacker architectures A, B, C, and D independently under matched budgets, and repeat across all training architectures. This is a provisional literature finding, not a guaranteed novelty claim. A formal citation-chain and database review would still be required before publication.</w:t>
+      </w:r>
+      <w:r>
+        <w:t xml:space="preserve"> </w:t>
+      </w:r>
+      <w:r>
+        <w:t>Three</w:t>
+      </w:r>
+      <w:r>
+        <w:t xml:space="preserve"> additional factor</w:t>
+      </w:r>
+      <w:r>
+        <w:t>s</w:t>
+      </w:r>
+      <w:r>
+        <w:t xml:space="preserve"> that could be added can be scale of the </w:t>
+      </w:r>
+      <w:r>
+        <w:t>Alice and Bob compared to the attackers</w:t>
+      </w:r>
+      <w:r>
+        <w:t xml:space="preserve">, </w:t>
+      </w:r>
+      <w:r>
+        <w:t>the method of Syncing Alice</w:t>
+      </w:r>
+      <w:r>
+        <w:t>-</w:t>
+      </w:r>
+      <w:r>
+        <w:t>Bob</w:t>
+      </w:r>
+      <w:r>
+        <w:t xml:space="preserve"> networks and finally </w:t>
+      </w:r>
+      <w:r>
+        <w:t xml:space="preserve">the size of the key and </w:t>
+      </w:r>
+      <w:proofErr w:type="gramStart"/>
+      <w:r>
+        <w:t>plaintext</w:t>
+      </w:r>
+      <w:proofErr w:type="gramEnd"/>
+      <w:r>
+        <w:t>.</w:t>
       </w:r>
     </w:p>
     <w:p>
@@ -730,16 +810,11 @@
       <w:r>
         <w:t xml:space="preserve"> architecture remain resistant when fresh </w:t>
       </w:r>
-      <w:proofErr w:type="spellStart"/>
       <w:r>
         <w:t>Trudy</w:t>
       </w:r>
       <w:r>
-        <w:t>s</w:t>
-      </w:r>
-      <w:proofErr w:type="spellEnd"/>
-      <w:r>
-        <w:t xml:space="preserve"> with different architectures are optimized against the frozen learned cipher?</w:t>
+        <w:t>s with different architectures are optimized against the frozen learned cipher?</w:t>
       </w:r>
     </w:p>
     <w:p>
@@ -779,13 +854,8 @@
         <w:t>Trudy</w:t>
       </w:r>
       <w:r>
-        <w:t xml:space="preserve"> </w:t>
-      </w:r>
-      <w:proofErr w:type="spellStart"/>
-      <w:r>
-        <w:t>adversarially</w:t>
-      </w:r>
-      <w:proofErr w:type="spellEnd"/>
+        <w:t xml:space="preserve"> adversarially</w:t>
+      </w:r>
       <w:r>
         <w:t xml:space="preserve"> until Bob reliably reconstructs the message and the training </w:t>
       </w:r>
@@ -812,17 +882,9 @@
       <w:r>
         <w:t xml:space="preserve">After training, stop all updates to Alice and Bob. This </w:t>
       </w:r>
-      <w:proofErr w:type="spellStart"/>
-      <w:r>
-        <w:t>pr</w:t>
-      </w:r>
-      <w:r>
-        <w:t>Trudy</w:t>
-      </w:r>
-      <w:r>
-        <w:t>nts</w:t>
-      </w:r>
-      <w:proofErr w:type="spellEnd"/>
+      <w:r>
+        <w:t>prevents</w:t>
+      </w:r>
       <w:r>
         <w:t xml:space="preserve"> the cryptosystem from adapting when a new attacker is introduced.</w:t>
       </w:r>
@@ -843,16 +905,11 @@
       <w:r>
         <w:t xml:space="preserve">Initialize new MLP, CNN, LSTM, and Transformer </w:t>
       </w:r>
-      <w:proofErr w:type="spellStart"/>
       <w:r>
         <w:t>Trudy</w:t>
       </w:r>
       <w:r>
-        <w:t>s</w:t>
-      </w:r>
-      <w:proofErr w:type="spellEnd"/>
-      <w:r>
-        <w:t xml:space="preserve"> from random weights. Generate </w:t>
+        <w:t xml:space="preserve">s from random weights. Generate </w:t>
       </w:r>
       <w:proofErr w:type="gramStart"/>
       <w:r>
@@ -882,20 +939,12 @@
         </w:rPr>
         <w:t xml:space="preserve">Train </w:t>
       </w:r>
-      <w:proofErr w:type="spellStart"/>
       <w:r>
         <w:rPr>
           <w:b/>
         </w:rPr>
-        <w:t>Trudy</w:t>
-      </w:r>
-      <w:r>
-        <w:rPr>
-          <w:b/>
-        </w:rPr>
-        <w:t>ry</w:t>
-      </w:r>
-      <w:proofErr w:type="spellEnd"/>
+        <w:t>every</w:t>
+      </w:r>
       <w:r>
         <w:rPr>
           <w:b/>
@@ -911,17 +960,9 @@
       <w:r>
         <w:t xml:space="preserve"> a matched training-data budget, parameter budget, optimizer policy, and stopping rule. Train </w:t>
       </w:r>
-      <w:proofErr w:type="spellStart"/>
-      <w:r>
-        <w:t>s</w:t>
-      </w:r>
-      <w:r>
-        <w:t>Trudy</w:t>
-      </w:r>
-      <w:r>
-        <w:t>ral</w:t>
-      </w:r>
-      <w:proofErr w:type="spellEnd"/>
+      <w:r>
+        <w:t>several</w:t>
+      </w:r>
       <w:r>
         <w:t xml:space="preserve"> random seeds so that one lucky or unlucky initialization does not determine the conclusion.</w:t>
       </w:r>
@@ -948,14 +989,9 @@
       <w:r>
         <w:t xml:space="preserve"> architectures, then attack </w:t>
       </w:r>
-      <w:proofErr w:type="spellStart"/>
-      <w:r>
-        <w:t>Trudy</w:t>
-      </w:r>
-      <w:r>
-        <w:t>ry</w:t>
-      </w:r>
-      <w:proofErr w:type="spellEnd"/>
+      <w:r>
+        <w:t>every</w:t>
+      </w:r>
       <w:r>
         <w:t xml:space="preserve"> frozen system with all four fresh </w:t>
       </w:r>
@@ -968,7 +1004,7 @@
     </w:p>
     <w:tbl>
       <w:tblPr>
-        <w:tblW w:w="11645" w:type="dxa"/>
+        <w:tblW w:w="10498" w:type="dxa"/>
         <w:jc w:val="center"/>
         <w:tblBorders>
           <w:top w:val="single" w:sz="6" w:space="0" w:color="A6A6A6"/>
@@ -982,13 +1018,13 @@
         <w:tblLook w:val="04A0" w:firstRow="1" w:lastRow="0" w:firstColumn="1" w:lastColumn="0" w:noHBand="0" w:noVBand="1"/>
       </w:tblPr>
       <w:tblGrid>
-        <w:gridCol w:w="126"/>
+        <w:gridCol w:w="9"/>
         <w:gridCol w:w="1690"/>
         <w:gridCol w:w="1648"/>
         <w:gridCol w:w="1648"/>
         <w:gridCol w:w="1648"/>
-        <w:gridCol w:w="2298"/>
-        <w:gridCol w:w="2587"/>
+        <w:gridCol w:w="2055"/>
+        <w:gridCol w:w="1800"/>
       </w:tblGrid>
       <w:tr>
         <w:trPr>
@@ -999,7 +1035,7 @@
         </w:trPr>
         <w:tc>
           <w:tcPr>
-            <w:tcW w:w="1816" w:type="dxa"/>
+            <w:tcW w:w="1699" w:type="dxa"/>
             <w:gridSpan w:val="2"/>
             <w:shd w:val="clear" w:color="auto" w:fill="E7E6E6"/>
             <w:tcMar>
@@ -1100,7 +1136,7 @@
         </w:tc>
         <w:tc>
           <w:tcPr>
-            <w:tcW w:w="2298" w:type="dxa"/>
+            <w:tcW w:w="2055" w:type="dxa"/>
             <w:shd w:val="clear" w:color="auto" w:fill="E7E6E6"/>
             <w:tcMar>
               <w:top w:w="80" w:type="dxa"/>
@@ -1125,7 +1161,7 @@
         </w:tc>
         <w:tc>
           <w:tcPr>
-            <w:tcW w:w="2587" w:type="dxa"/>
+            <w:tcW w:w="1800" w:type="dxa"/>
             <w:shd w:val="clear" w:color="auto" w:fill="E7E6E6"/>
           </w:tcPr>
           <w:p>
@@ -1141,7 +1177,7 @@
                 <w:b/>
                 <w:sz w:val="21"/>
               </w:rPr>
-              <w:t>State Space Model Attack</w:t>
+              <w:t>SSM Attacks</w:t>
             </w:r>
           </w:p>
         </w:tc>
@@ -1149,7 +1185,7 @@
       <w:tr>
         <w:trPr>
           <w:gridBefore w:val="1"/>
-          <w:wBefore w:w="126" w:type="dxa"/>
+          <w:wBefore w:w="9" w:type="dxa"/>
           <w:cantSplit/>
           <w:trHeight w:val="334"/>
           <w:jc w:val="center"/>
@@ -1197,7 +1233,7 @@
               <w:rPr>
                 <w:sz w:val="21"/>
               </w:rPr>
-              <w:t>Measure</w:t>
+              <w:t>?</w:t>
             </w:r>
           </w:p>
         </w:tc>
@@ -1220,7 +1256,7 @@
               <w:rPr>
                 <w:sz w:val="21"/>
               </w:rPr>
-              <w:t>Measure</w:t>
+              <w:t>?</w:t>
             </w:r>
           </w:p>
         </w:tc>
@@ -1243,13 +1279,13 @@
               <w:rPr>
                 <w:sz w:val="21"/>
               </w:rPr>
-              <w:t>Measure</w:t>
+              <w:t>?</w:t>
             </w:r>
           </w:p>
         </w:tc>
         <w:tc>
           <w:tcPr>
-            <w:tcW w:w="2298" w:type="dxa"/>
+            <w:tcW w:w="2055" w:type="dxa"/>
             <w:tcMar>
               <w:top w:w="80" w:type="dxa"/>
               <w:left w:w="100" w:type="dxa"/>
@@ -1266,13 +1302,13 @@
               <w:rPr>
                 <w:sz w:val="21"/>
               </w:rPr>
-              <w:t>Measure</w:t>
+              <w:t>?</w:t>
             </w:r>
           </w:p>
         </w:tc>
         <w:tc>
           <w:tcPr>
-            <w:tcW w:w="2587" w:type="dxa"/>
+            <w:tcW w:w="1800" w:type="dxa"/>
           </w:tcPr>
           <w:p>
             <w:pPr>
@@ -1285,7 +1321,7 @@
               <w:rPr>
                 <w:sz w:val="21"/>
               </w:rPr>
-              <w:t>Measure</w:t>
+              <w:t>?</w:t>
             </w:r>
           </w:p>
         </w:tc>
@@ -1293,7 +1329,7 @@
       <w:tr>
         <w:trPr>
           <w:gridBefore w:val="1"/>
-          <w:wBefore w:w="126" w:type="dxa"/>
+          <w:wBefore w:w="9" w:type="dxa"/>
           <w:cantSplit/>
           <w:trHeight w:val="344"/>
           <w:jc w:val="center"/>
@@ -1341,7 +1377,7 @@
               <w:rPr>
                 <w:sz w:val="21"/>
               </w:rPr>
-              <w:t>Measure</w:t>
+              <w:t>?</w:t>
             </w:r>
           </w:p>
         </w:tc>
@@ -1364,7 +1400,7 @@
               <w:rPr>
                 <w:sz w:val="21"/>
               </w:rPr>
-              <w:t>Measure</w:t>
+              <w:t>?</w:t>
             </w:r>
           </w:p>
         </w:tc>
@@ -1387,13 +1423,13 @@
               <w:rPr>
                 <w:sz w:val="21"/>
               </w:rPr>
-              <w:t>Measure</w:t>
+              <w:t>?</w:t>
             </w:r>
           </w:p>
         </w:tc>
         <w:tc>
           <w:tcPr>
-            <w:tcW w:w="2298" w:type="dxa"/>
+            <w:tcW w:w="2055" w:type="dxa"/>
             <w:tcMar>
               <w:top w:w="80" w:type="dxa"/>
               <w:left w:w="100" w:type="dxa"/>
@@ -1410,13 +1446,13 @@
               <w:rPr>
                 <w:sz w:val="21"/>
               </w:rPr>
-              <w:t>Measure</w:t>
+              <w:t>?</w:t>
             </w:r>
           </w:p>
         </w:tc>
         <w:tc>
           <w:tcPr>
-            <w:tcW w:w="2587" w:type="dxa"/>
+            <w:tcW w:w="1800" w:type="dxa"/>
           </w:tcPr>
           <w:p>
             <w:pPr>
@@ -1429,7 +1465,7 @@
               <w:rPr>
                 <w:sz w:val="21"/>
               </w:rPr>
-              <w:t>Measure</w:t>
+              <w:t>?</w:t>
             </w:r>
           </w:p>
         </w:tc>
@@ -1437,7 +1473,7 @@
       <w:tr>
         <w:trPr>
           <w:gridBefore w:val="1"/>
-          <w:wBefore w:w="126" w:type="dxa"/>
+          <w:wBefore w:w="9" w:type="dxa"/>
           <w:cantSplit/>
           <w:trHeight w:val="344"/>
           <w:jc w:val="center"/>
@@ -1485,7 +1521,7 @@
               <w:rPr>
                 <w:sz w:val="21"/>
               </w:rPr>
-              <w:t>Measure</w:t>
+              <w:t>?</w:t>
             </w:r>
           </w:p>
         </w:tc>
@@ -1508,7 +1544,7 @@
               <w:rPr>
                 <w:sz w:val="21"/>
               </w:rPr>
-              <w:t>Measure</w:t>
+              <w:t>?</w:t>
             </w:r>
           </w:p>
         </w:tc>
@@ -1531,13 +1567,13 @@
               <w:rPr>
                 <w:sz w:val="21"/>
               </w:rPr>
-              <w:t>Measure</w:t>
+              <w:t>?</w:t>
             </w:r>
           </w:p>
         </w:tc>
         <w:tc>
           <w:tcPr>
-            <w:tcW w:w="2298" w:type="dxa"/>
+            <w:tcW w:w="2055" w:type="dxa"/>
             <w:tcMar>
               <w:top w:w="80" w:type="dxa"/>
               <w:left w:w="100" w:type="dxa"/>
@@ -1554,13 +1590,13 @@
               <w:rPr>
                 <w:sz w:val="21"/>
               </w:rPr>
-              <w:t>Measure</w:t>
+              <w:t>?</w:t>
             </w:r>
           </w:p>
         </w:tc>
         <w:tc>
           <w:tcPr>
-            <w:tcW w:w="2587" w:type="dxa"/>
+            <w:tcW w:w="1800" w:type="dxa"/>
           </w:tcPr>
           <w:p>
             <w:pPr>
@@ -1573,7 +1609,7 @@
               <w:rPr>
                 <w:sz w:val="21"/>
               </w:rPr>
-              <w:t>Measure</w:t>
+              <w:t>?</w:t>
             </w:r>
           </w:p>
         </w:tc>
@@ -1581,7 +1617,7 @@
       <w:tr>
         <w:trPr>
           <w:gridBefore w:val="1"/>
-          <w:wBefore w:w="126" w:type="dxa"/>
+          <w:wBefore w:w="9" w:type="dxa"/>
           <w:cantSplit/>
           <w:trHeight w:val="334"/>
           <w:jc w:val="center"/>
@@ -1629,7 +1665,7 @@
               <w:rPr>
                 <w:sz w:val="21"/>
               </w:rPr>
-              <w:t>Measure</w:t>
+              <w:t>?</w:t>
             </w:r>
           </w:p>
         </w:tc>
@@ -1652,7 +1688,7 @@
               <w:rPr>
                 <w:sz w:val="21"/>
               </w:rPr>
-              <w:t>Measure</w:t>
+              <w:t>?</w:t>
             </w:r>
           </w:p>
         </w:tc>
@@ -1675,13 +1711,13 @@
               <w:rPr>
                 <w:sz w:val="21"/>
               </w:rPr>
-              <w:t>Measure</w:t>
+              <w:t>?</w:t>
             </w:r>
           </w:p>
         </w:tc>
         <w:tc>
           <w:tcPr>
-            <w:tcW w:w="2298" w:type="dxa"/>
+            <w:tcW w:w="2055" w:type="dxa"/>
             <w:tcMar>
               <w:top w:w="80" w:type="dxa"/>
               <w:left w:w="100" w:type="dxa"/>
@@ -1698,13 +1734,13 @@
               <w:rPr>
                 <w:sz w:val="21"/>
               </w:rPr>
-              <w:t>Measure</w:t>
+              <w:t>?</w:t>
             </w:r>
           </w:p>
         </w:tc>
         <w:tc>
           <w:tcPr>
-            <w:tcW w:w="2587" w:type="dxa"/>
+            <w:tcW w:w="1800" w:type="dxa"/>
           </w:tcPr>
           <w:p>
             <w:pPr>
@@ -1717,7 +1753,7 @@
               <w:rPr>
                 <w:sz w:val="21"/>
               </w:rPr>
-              <w:t>Measure</w:t>
+              <w:t>?</w:t>
             </w:r>
           </w:p>
         </w:tc>
@@ -1725,7 +1761,7 @@
       <w:tr>
         <w:trPr>
           <w:gridBefore w:val="1"/>
-          <w:wBefore w:w="126" w:type="dxa"/>
+          <w:wBefore w:w="9" w:type="dxa"/>
           <w:cantSplit/>
           <w:trHeight w:val="334"/>
           <w:jc w:val="center"/>
@@ -1780,7 +1816,7 @@
               <w:rPr>
                 <w:sz w:val="21"/>
               </w:rPr>
-              <w:t>Measure</w:t>
+              <w:t>?</w:t>
             </w:r>
           </w:p>
         </w:tc>
@@ -1806,7 +1842,7 @@
               <w:rPr>
                 <w:sz w:val="21"/>
               </w:rPr>
-              <w:t>Measure</w:t>
+              <w:t>?</w:t>
             </w:r>
           </w:p>
         </w:tc>
@@ -1832,13 +1868,13 @@
               <w:rPr>
                 <w:sz w:val="21"/>
               </w:rPr>
-              <w:t>Measure</w:t>
+              <w:t>?</w:t>
             </w:r>
           </w:p>
         </w:tc>
         <w:tc>
           <w:tcPr>
-            <w:tcW w:w="2298" w:type="dxa"/>
+            <w:tcW w:w="2055" w:type="dxa"/>
             <w:tcMar>
               <w:top w:w="80" w:type="dxa"/>
               <w:left w:w="100" w:type="dxa"/>
@@ -1858,13 +1894,13 @@
               <w:rPr>
                 <w:sz w:val="21"/>
               </w:rPr>
-              <w:t>Measure</w:t>
+              <w:t>?</w:t>
             </w:r>
           </w:p>
         </w:tc>
         <w:tc>
           <w:tcPr>
-            <w:tcW w:w="2587" w:type="dxa"/>
+            <w:tcW w:w="1800" w:type="dxa"/>
           </w:tcPr>
           <w:p>
             <w:pPr>
@@ -1877,7 +1913,7 @@
               <w:rPr>
                 <w:sz w:val="21"/>
               </w:rPr>
-              <w:t>Measure</w:t>
+              <w:t>?</w:t>
             </w:r>
           </w:p>
         </w:tc>
@@ -1936,6 +1972,7 @@
         <w:rPr>
           <w:b/>
         </w:rPr>
+        <w:lastRenderedPageBreak/>
         <w:t xml:space="preserve">Matched comparisons. </w:t>
       </w:r>
       <w:r>
@@ -1950,7 +1987,6 @@
         <w:rPr>
           <w:b/>
         </w:rPr>
-        <w:lastRenderedPageBreak/>
         <w:t xml:space="preserve">Repeated runs. </w:t>
       </w:r>
       <w:r>
@@ -1976,7 +2012,6 @@
       <w:r>
         <w:t xml:space="preserve"> and a one-time-pad-style baseline that should not </w:t>
       </w:r>
-      <w:proofErr w:type="spellStart"/>
       <w:proofErr w:type="gramStart"/>
       <w:r>
         <w:t>r</w:t>
@@ -1987,7 +2022,6 @@
       <w:r>
         <w:t>al</w:t>
       </w:r>
-      <w:proofErr w:type="spellEnd"/>
       <w:proofErr w:type="gramEnd"/>
       <w:r>
         <w:t xml:space="preserve"> plaintext without the key.</w:t>
@@ -2040,7 +2074,6 @@
         </w:rPr>
         <w:t xml:space="preserve">All reasonable </w:t>
       </w:r>
-      <w:proofErr w:type="spellStart"/>
       <w:r>
         <w:rPr>
           <w:b/>
@@ -2051,14 +2084,7 @@
         <w:rPr>
           <w:b/>
         </w:rPr>
-        <w:t>s</w:t>
-      </w:r>
-      <w:proofErr w:type="spellEnd"/>
-      <w:r>
-        <w:rPr>
-          <w:b/>
-        </w:rPr>
-        <w:t xml:space="preserve"> fail. </w:t>
+        <w:t xml:space="preserve">s fail. </w:t>
       </w:r>
       <w:r>
         <w:t xml:space="preserve">If all fresh attackers remain near random guessing while Bob remains accurate, the system shows empirical cross-architecture robustness. This is stronger evidence than testing one </w:t>
@@ -2097,16 +2123,11 @@
       <w:r>
         <w:t xml:space="preserve">As an optional second phase, Alice and Bob could be trained against multiple architecturally different </w:t>
       </w:r>
-      <w:proofErr w:type="spellStart"/>
       <w:r>
         <w:t>Trudy</w:t>
       </w:r>
       <w:r>
-        <w:t>s</w:t>
-      </w:r>
-      <w:proofErr w:type="spellEnd"/>
-      <w:r>
-        <w:t xml:space="preserve"> and then tested against an unseen architecture. This would test whether attacker diversity reduces overfitting.</w:t>
+        <w:t>s and then tested against an unseen architecture. This would test whether attacker diversity reduces overfitting.</w:t>
       </w:r>
     </w:p>
     <w:p>
@@ -2122,13 +2143,8 @@
     </w:p>
     <w:p>
       <w:r>
-        <w:t xml:space="preserve">The main contribution would be a reproducible </w:t>
-      </w:r>
-      <w:proofErr w:type="spellStart"/>
-      <w:r>
-        <w:t>PyTorch</w:t>
-      </w:r>
-      <w:proofErr w:type="spellEnd"/>
+        <w:t>The main contribution would be a reproducible PyTorch</w:t>
+      </w:r>
       <w:r>
         <w:t xml:space="preserve"> benchmark for cross-architecture security evaluation in adversarial neural cryptography. The benchmark would separate architecture effects from parameter count and training budget, report a complete attack-transfer matrix, and provide a stronger evaluation procedure than relying on one training </w:t>
       </w:r>
@@ -2143,14 +2159,12 @@
       <w:r>
         <w:t xml:space="preserve">The project has important limitations. Failure by the tested </w:t>
       </w:r>
-      <w:proofErr w:type="spellStart"/>
       <w:r>
         <w:t>Trudy</w:t>
       </w:r>
       <w:r>
         <w:t>s</w:t>
       </w:r>
-      <w:proofErr w:type="spellEnd"/>
       <w:r>
         <w:t xml:space="preserve"> does not prove cryptographic security; a future attacker, analytical method, or larger model may still succeed. Results may depend on message length, training stability, hyperparameter search, and the assumed known-plaintext data. The first phase should therefore focus on a clean architecture comparison. Loss-function transfer, ensembles, chosen-plaintext objectives, and larger messages should be treated as later extensions rather than mixed into the initial experiment.</w:t>
       </w:r>
@@ -2248,36 +2262,12 @@
       <w:r>
         <w:t xml:space="preserve">Start with CNN and Transformer </w:t>
       </w:r>
-      <w:proofErr w:type="spellStart"/>
       <w:r>
         <w:t>Trudy</w:t>
       </w:r>
       <w:r>
-        <w:t>s</w:t>
-      </w:r>
-      <w:proofErr w:type="spellEnd"/>
-      <w:r>
-        <w:t xml:space="preserve"> using matched capacities and five seeds. If the pipeline is stable, add MLP and LSTM to complete the 4 × 4 matrix.</w:t>
-      </w:r>
-    </w:p>
-    <w:p>
-      <w:pPr>
-        <w:ind w:left="504" w:hanging="504"/>
-      </w:pPr>
-      <w:r>
-        <w:t xml:space="preserve">4.  </w:t>
-      </w:r>
-      <w:r>
-        <w:rPr>
-          <w:b/>
-        </w:rPr>
-        <w:t xml:space="preserve">Review with the professor. </w:t>
-      </w:r>
-      <w:r>
-        <w:t>Use the pilot results to decide whether the study should expand to losses, attacker ensembles, longer messages, or a stronger indistinguishability threat model.</w:t>
-      </w:r>
-    </w:p>
-    <w:p>
+        <w:t>s using matched capacities and five seeds. If the pipeline is stable, add MLP and LSTM to complete the 4 × 4 matrix.</w:t>
+      </w:r>
       <w:r>
         <w:br w:type="page"/>
       </w:r>
@@ -2404,13 +2394,8 @@
       <w:r>
         <w:t xml:space="preserve">[7] I. </w:t>
       </w:r>
-      <w:proofErr w:type="spellStart"/>
-      <w:r>
-        <w:t>Meraouche</w:t>
-      </w:r>
-      <w:proofErr w:type="spellEnd"/>
-      <w:r>
-        <w:t xml:space="preserve">, S. Dutta, H. Tan, and K. Sakurai, Engineering Applications of Artificial Intelligence, 2023. </w:t>
+      <w:r>
+        <w:t xml:space="preserve">Meraouche, S. Dutta, H. Tan, and K. Sakurai, Engineering Applications of Artificial Intelligence, 2023. </w:t>
       </w:r>
       <w:hyperlink r:id="rId14">
         <w:r>
@@ -2447,19 +2432,11 @@
         <w:t xml:space="preserve">[9] Y. Wang, Z. Zhong, N. Liu, X. Li, and J. Wang, Neurocomputing, 2025. </w:t>
       </w:r>
       <w:hyperlink r:id="rId16">
-        <w:proofErr w:type="spellStart"/>
         <w:r>
           <w:rPr>
             <w:u w:val="single"/>
           </w:rPr>
-          <w:t>AdvOT</w:t>
-        </w:r>
-        <w:proofErr w:type="spellEnd"/>
-        <w:r>
-          <w:rPr>
-            <w:u w:val="single"/>
-          </w:rPr>
-          <w:t>: Oblivious Transfer Based on Generative Adversarial Networks Against Multiple Attackers.</w:t>
+          <w:t>AdvOT: Oblivious Transfer Based on Generative Adversarial Networks Against Multiple Attackers.</w:t>
         </w:r>
       </w:hyperlink>
     </w:p>
